--- a/tillsyn/A 52368-2025 tillsynsbegäran.docx
+++ b/tillsyn/A 52368-2025 tillsynsbegäran.docx
@@ -1757,7 +1757,7 @@
     <w:r>
       <w:tab/>
       <w:tab/>
-      <w:t>2026-09-14</w:t>
+      <w:t>2026-09-15</w:t>
       <w:br/>
       <w:br/>
     </w:r>

--- a/tillsyn/A 52368-2025 tillsynsbegäran.docx
+++ b/tillsyn/A 52368-2025 tillsynsbegäran.docx
@@ -1757,7 +1757,7 @@
     <w:r>
       <w:tab/>
       <w:tab/>
-      <w:t>2026-09-15</w:t>
+      <w:t>2026-09-16</w:t>
       <w:br/>
       <w:br/>
     </w:r>

--- a/tillsyn/A 52368-2025 tillsynsbegäran.docx
+++ b/tillsyn/A 52368-2025 tillsynsbegäran.docx
@@ -1757,7 +1757,7 @@
     <w:r>
       <w:tab/>
       <w:tab/>
-      <w:t>2026-09-16</w:t>
+      <w:t>2026-09-17</w:t>
       <w:br/>
       <w:br/>
     </w:r>

--- a/tillsyn/A 52368-2025 tillsynsbegäran.docx
+++ b/tillsyn/A 52368-2025 tillsynsbegäran.docx
@@ -1757,7 +1757,7 @@
     <w:r>
       <w:tab/>
       <w:tab/>
-      <w:t>2026-09-17</w:t>
+      <w:t>2026-09-18</w:t>
       <w:br/>
       <w:br/>
     </w:r>

--- a/tillsyn/A 52368-2025 tillsynsbegäran.docx
+++ b/tillsyn/A 52368-2025 tillsynsbegäran.docx
@@ -1757,7 +1757,7 @@
     <w:r>
       <w:tab/>
       <w:tab/>
-      <w:t>2026-09-18</w:t>
+      <w:t>2026-09-19</w:t>
       <w:br/>
       <w:br/>
     </w:r>

--- a/tillsyn/A 52368-2025 tillsynsbegäran.docx
+++ b/tillsyn/A 52368-2025 tillsynsbegäran.docx
@@ -1757,7 +1757,7 @@
     <w:r>
       <w:tab/>
       <w:tab/>
-      <w:t>2026-09-19</w:t>
+      <w:t>2026-09-21</w:t>
       <w:br/>
       <w:br/>
     </w:r>

--- a/tillsyn/A 52368-2025 tillsynsbegäran.docx
+++ b/tillsyn/A 52368-2025 tillsynsbegäran.docx
@@ -1757,7 +1757,7 @@
     <w:r>
       <w:tab/>
       <w:tab/>
-      <w:t>2026-09-21</w:t>
+      <w:t>2026-09-23</w:t>
       <w:br/>
       <w:br/>
     </w:r>

--- a/tillsyn/A 52368-2025 tillsynsbegäran.docx
+++ b/tillsyn/A 52368-2025 tillsynsbegäran.docx
@@ -1757,7 +1757,7 @@
     <w:r>
       <w:tab/>
       <w:tab/>
-      <w:t>2026-09-23</w:t>
+      <w:t>2026-09-24</w:t>
       <w:br/>
       <w:br/>
     </w:r>

--- a/tillsyn/A 52368-2025 tillsynsbegäran.docx
+++ b/tillsyn/A 52368-2025 tillsynsbegäran.docx
@@ -1757,7 +1757,7 @@
     <w:r>
       <w:tab/>
       <w:tab/>
-      <w:t>2026-09-24</w:t>
+      <w:t>2026-09-25</w:t>
       <w:br/>
       <w:br/>
     </w:r>

--- a/tillsyn/A 52368-2025 tillsynsbegäran.docx
+++ b/tillsyn/A 52368-2025 tillsynsbegäran.docx
@@ -1757,7 +1757,7 @@
     <w:r>
       <w:tab/>
       <w:tab/>
-      <w:t>2026-09-25</w:t>
+      <w:t>2026-09-26</w:t>
       <w:br/>
       <w:br/>
     </w:r>

--- a/tillsyn/A 52368-2025 tillsynsbegäran.docx
+++ b/tillsyn/A 52368-2025 tillsynsbegäran.docx
@@ -1757,7 +1757,7 @@
     <w:r>
       <w:tab/>
       <w:tab/>
-      <w:t>2026-09-26</w:t>
+      <w:t>2026-09-27</w:t>
       <w:br/>
       <w:br/>
     </w:r>

--- a/tillsyn/A 52368-2025 tillsynsbegäran.docx
+++ b/tillsyn/A 52368-2025 tillsynsbegäran.docx
@@ -1757,7 +1757,7 @@
     <w:r>
       <w:tab/>
       <w:tab/>
-      <w:t>2026-09-27</w:t>
+      <w:t>2026-09-28</w:t>
       <w:br/>
       <w:br/>
     </w:r>

--- a/tillsyn/A 52368-2025 tillsynsbegäran.docx
+++ b/tillsyn/A 52368-2025 tillsynsbegäran.docx
@@ -22,7 +22,7 @@
       <w:r>
         <w:drawing>
           <wp:inline xmlns:a="http://schemas.openxmlformats.org/drawingml/2006/main" xmlns:pic="http://schemas.openxmlformats.org/drawingml/2006/picture">
-            <wp:extent cx="5486400" cy="5642885"/>
+            <wp:extent cx="5486400" cy="5644770"/>
             <wp:docPr id="1" name="Picture 1"/>
             <wp:cNvGraphicFramePr>
               <a:graphicFrameLocks noChangeAspect="1"/>
@@ -43,7 +43,7 @@
                   <pic:spPr>
                     <a:xfrm>
                       <a:off x="0" y="0"/>
-                      <a:ext cx="5486400" cy="5642885"/>
+                      <a:ext cx="5486400" cy="5644770"/>
                     </a:xfrm>
                     <a:prstGeom prst="rect"/>
                   </pic:spPr>
@@ -65,7 +65,7 @@
     </w:p>
     <w:p>
       <w:r>
-        <w:t>I och inom 19 meter från avverkningsanmälan finns fynd av 28 naturvårdsarter, varav 14 är rödlistade, 7 är fridlysta, 24 är typiska (T) och 12 är signalarter (S): garnlav (VU, T), grantickeporing (VU), gränsticka (VU, T), doftskinn (NT, T), gammelgransskål (NT, T), halmgul örnlav (NT), knottrig blåslav (NT, T), lavskrika (NT, T, §4), rödbrun blekspik (NT, T), skrovellav (NT, T), stjärntagging (NT, T), tretåig hackspett (NT, T, §4), varglav (NT, §8), vitgrynig nållav (NT), bårdlav (S, T), gulnål (S, T), gytterlav (S, T), korallblylav (S, T), korallrot (S, T, §8), kornig nållav (S, T), kransrams (S, T), luddlav (S, T), spindelblomster (S, T, §8), stuplav (S, T), vedticka (S, T), ögonpyrola (S, T), spillkråka (T, §4) och tjäder (T, §4). Se Figur 1.</w:t>
+        <w:t>I och inom 19 meter från avverkningsanmälan finns fynd av 29 naturvårdsarter, varav 14 är rödlistade, 7 är fridlysta, 25 är typiska (T) och 12 är signalarter (S): garnlav (VU, T), grantickeporing (VU), gränsticka (VU, T), doftskinn (NT, T), gammelgransskål (NT, T), halmgul örnlav (NT), knottrig blåslav (NT, T), lavskrika (NT, T, §4), rödbrun blekspik (NT, T), skrovellav (NT, T), stjärntagging (NT, T), tretåig hackspett (NT, T, §4), varglav (NT, §8), vitgrynig nållav (NT), bårdlav (S, T), gulnål (S, T), gytterlav (S, T), korallblylav (S, T), korallrot (S, T, §8), kornig nållav (S, T), kransrams (S, T), luddlav (S, T), spindelblomster (S, T, §8), stuplav (S, T), vedticka (S, T), ögonpyrola (S, T), spillkråka (T, §4), tjäder (T, §4) och torta (T). Se Figur 1.</w:t>
       </w:r>
     </w:p>
     <w:p>
@@ -847,25 +847,32 @@
       </w:r>
     </w:p>
     <w:p>
-      <w:pPr>
-        <w:pStyle w:val="Heading1"/>
-      </w:pPr>
-      <w:r>
-        <w:t>EU:s fågeldirektiv</w:t>
-      </w:r>
-    </w:p>
-    <w:p>
-      <w:r>
-        <w:t xml:space="preserve">Europeiska unionens medlemsländer är skyldiga att agera i enlighet med EU:s fågeldirektiv där det uttryckligen står att direktivet gäller för fåglar samt för deras ägg, bon och </w:t>
-      </w:r>
       <w:r>
         <w:rPr>
           <w:b/>
         </w:rPr>
-        <w:t xml:space="preserve">livsmiljöer </w:t>
-      </w:r>
-      <w:r>
-        <w:t>(artikel 1). Vidare att de åtgärder som vidtas inte får leda till en försämring av den nuvarande situationen beträffande bevarandet av de fågelarter som avses i artikel 1 (artikel 13). Fågeldirektivet är styrande för tillsynsansvariga myndigheters ärendehantering, ställningstaganden och beslutsfattande.</w:t>
+        <w:t xml:space="preserve">Torta </w:t>
+      </w:r>
+      <w:r>
+        <w:t xml:space="preserve">är typisk art för </w:t>
+      </w:r>
+      <w:r>
+        <w:rPr>
+          <w:i/>
+        </w:rPr>
+        <w:t xml:space="preserve">9050 Näringsrik granskog </w:t>
+      </w:r>
+      <w:r>
+        <w:t xml:space="preserve">och </w:t>
+      </w:r>
+      <w:r>
+        <w:rPr>
+          <w:i/>
+        </w:rPr>
+        <w:t xml:space="preserve">9040 Fjällbjörkskog </w:t>
+      </w:r>
+      <w:r>
+        <w:t>(SLU Artdatabanken, 2025).</w:t>
       </w:r>
     </w:p>
     <w:p>
@@ -873,17 +880,39 @@
         <w:pStyle w:val="Heading1"/>
       </w:pPr>
       <w:r>
-        <w:t>Typiska arter och EU:s art- och habitatdirektiv</w:t>
+        <w:t>EU:s fågeldirektiv</w:t>
       </w:r>
     </w:p>
     <w:p>
       <w:r>
-        <w:t>Typiska arter används för att lokalisera områden med gynnsam bevarandestatus för de naturtyper som är listade i EU:s art- och habitatdirektiv. Ett exempel är Västlig taiga (EU-kod 9010) som saknar gynnsam bevarandestatus och minskar starkt som naturtyp i Sverige. Naturvårdsverket skriver i sin vägledning för Västlig taiga att dylika miljöer förutsätter normalt att skogarna skyddas långsiktigt, eftersom skogsbruk inte är förenligt med bevarande av naturtypen i gynnsamt tillstånd (Naturvårdsverket, 2011).</w:t>
+        <w:t xml:space="preserve">Europeiska unionens medlemsländer är skyldiga att agera i enlighet med EU:s fågeldirektiv där det uttryckligen står att direktivet gäller för fåglar samt för deras ägg, bon och </w:t>
+      </w:r>
+      <w:r>
+        <w:rPr>
+          <w:b/>
+        </w:rPr>
+        <w:t xml:space="preserve">livsmiljöer </w:t>
+      </w:r>
+      <w:r>
+        <w:t>(artikel 1). Vidare att de åtgärder som vidtas inte får leda till en försämring av den nuvarande situationen beträffande bevarandet av de fågelarter som avses i artikel 1 (artikel 13). Fågeldirektivet är styrande för tillsynsansvariga myndigheters ärendehantering, ställningstaganden och beslutsfattande.</w:t>
       </w:r>
     </w:p>
     <w:p>
-      <w:r>
-        <w:t>Följande typiska arter har sina livsmiljöer och växtplatser i den avverkningsanmälda skogen: garnlav (VU, T), gränsticka (VU, T), doftskinn (NT, T), gammelgransskål (NT, T), knottrig blåslav (NT, T), lavskrika (NT, T, §4), rödbrun blekspik (NT, T), skrovellav (NT, T), stjärntagging (NT, T), tretåig hackspett (NT, T, §4), bårdlav (S, T), gulnål (S, T), gytterlav (S, T), korallblylav (S, T), korallrot (S, T, §8), kornig nållav (S, T), kransrams (S, T), luddlav (S, T), spindelblomster (S, T, §8), stuplav (S, T), vedticka (S, T), ögonpyrola (S, T), spillkråka (T, §4) och tjäder (T, §4).</w:t>
+      <w:pPr>
+        <w:pStyle w:val="Heading1"/>
+      </w:pPr>
+      <w:r>
+        <w:t>Typiska arter och EU:s art- och habitatdirektiv</w:t>
+      </w:r>
+    </w:p>
+    <w:p>
+      <w:r>
+        <w:t>Typiska arter används för att lokalisera områden med gynnsam bevarandestatus för de naturtyper som är listade i EU:s art- och habitatdirektiv. Ett exempel är Västlig taiga (EU-kod 9010) som saknar gynnsam bevarandestatus och minskar starkt som naturtyp i Sverige. Naturvårdsverket skriver i sin vägledning för Västlig taiga att dylika miljöer förutsätter normalt att skogarna skyddas långsiktigt, eftersom skogsbruk inte är förenligt med bevarande av naturtypen i gynnsamt tillstånd (Naturvårdsverket, 2011).</w:t>
+      </w:r>
+    </w:p>
+    <w:p>
+      <w:r>
+        <w:t>Följande typiska arter har sina livsmiljöer och växtplatser i den avverkningsanmälda skogen: garnlav (VU, T), gränsticka (VU, T), doftskinn (NT, T), gammelgransskål (NT, T), knottrig blåslav (NT, T), lavskrika (NT, T, §4), rödbrun blekspik (NT, T), skrovellav (NT, T), stjärntagging (NT, T), tretåig hackspett (NT, T, §4), bårdlav (S, T), gulnål (S, T), gytterlav (S, T), korallblylav (S, T), korallrot (S, T, §8), kornig nållav (S, T), kransrams (S, T), luddlav (S, T), spindelblomster (S, T, §8), stuplav (S, T), vedticka (S, T), ögonpyrola (S, T), spillkråka (T, §4), tjäder (T, §4) och torta (T).</w:t>
       </w:r>
     </w:p>
     <w:p>
@@ -1757,7 +1786,7 @@
     <w:r>
       <w:tab/>
       <w:tab/>
-      <w:t>2026-09-28</w:t>
+      <w:t>2026-09-29</w:t>
       <w:br/>
       <w:br/>
     </w:r>

--- a/tillsyn/A 52368-2025 tillsynsbegäran.docx
+++ b/tillsyn/A 52368-2025 tillsynsbegäran.docx
@@ -1786,7 +1786,7 @@
     <w:r>
       <w:tab/>
       <w:tab/>
-      <w:t>2026-09-29</w:t>
+      <w:t>2026-09-30</w:t>
       <w:br/>
       <w:br/>
     </w:r>

--- a/tillsyn/A 52368-2025 tillsynsbegäran.docx
+++ b/tillsyn/A 52368-2025 tillsynsbegäran.docx
@@ -1786,7 +1786,7 @@
     <w:r>
       <w:tab/>
       <w:tab/>
-      <w:t>2026-09-30</w:t>
+      <w:t>2026-10-01</w:t>
       <w:br/>
       <w:br/>
     </w:r>

--- a/tillsyn/A 52368-2025 tillsynsbegäran.docx
+++ b/tillsyn/A 52368-2025 tillsynsbegäran.docx
@@ -1786,7 +1786,7 @@
     <w:r>
       <w:tab/>
       <w:tab/>
-      <w:t>2026-10-01</w:t>
+      <w:t>2026-10-02</w:t>
       <w:br/>
       <w:br/>
     </w:r>

--- a/tillsyn/A 52368-2025 tillsynsbegäran.docx
+++ b/tillsyn/A 52368-2025 tillsynsbegäran.docx
@@ -1786,7 +1786,7 @@
     <w:r>
       <w:tab/>
       <w:tab/>
-      <w:t>2026-10-02</w:t>
+      <w:t>2026-10-03</w:t>
       <w:br/>
       <w:br/>
     </w:r>

--- a/tillsyn/A 52368-2025 tillsynsbegäran.docx
+++ b/tillsyn/A 52368-2025 tillsynsbegäran.docx
@@ -1786,7 +1786,7 @@
     <w:r>
       <w:tab/>
       <w:tab/>
-      <w:t>2026-10-03</w:t>
+      <w:t>2026-10-04</w:t>
       <w:br/>
       <w:br/>
     </w:r>

--- a/tillsyn/A 52368-2025 tillsynsbegäran.docx
+++ b/tillsyn/A 52368-2025 tillsynsbegäran.docx
@@ -1786,7 +1786,7 @@
     <w:r>
       <w:tab/>
       <w:tab/>
-      <w:t>2026-10-04</w:t>
+      <w:t>2026-10-05</w:t>
       <w:br/>
       <w:br/>
     </w:r>

--- a/tillsyn/A 52368-2025 tillsynsbegäran.docx
+++ b/tillsyn/A 52368-2025 tillsynsbegäran.docx
@@ -1786,7 +1786,7 @@
     <w:r>
       <w:tab/>
       <w:tab/>
-      <w:t>2026-10-05</w:t>
+      <w:t>2026-10-06</w:t>
       <w:br/>
       <w:br/>
     </w:r>

--- a/tillsyn/A 52368-2025 tillsynsbegäran.docx
+++ b/tillsyn/A 52368-2025 tillsynsbegäran.docx
@@ -1786,7 +1786,7 @@
     <w:r>
       <w:tab/>
       <w:tab/>
-      <w:t>2026-10-06</w:t>
+      <w:t>2026-10-07</w:t>
       <w:br/>
       <w:br/>
     </w:r>

--- a/tillsyn/A 52368-2025 tillsynsbegäran.docx
+++ b/tillsyn/A 52368-2025 tillsynsbegäran.docx
@@ -1786,7 +1786,7 @@
     <w:r>
       <w:tab/>
       <w:tab/>
-      <w:t>2026-10-07</w:t>
+      <w:t>2026-10-08</w:t>
       <w:br/>
       <w:br/>
     </w:r>

--- a/tillsyn/A 52368-2025 tillsynsbegäran.docx
+++ b/tillsyn/A 52368-2025 tillsynsbegäran.docx
@@ -1786,7 +1786,7 @@
     <w:r>
       <w:tab/>
       <w:tab/>
-      <w:t>2026-10-08</w:t>
+      <w:t>2026-10-09</w:t>
       <w:br/>
       <w:br/>
     </w:r>

--- a/tillsyn/A 52368-2025 tillsynsbegäran.docx
+++ b/tillsyn/A 52368-2025 tillsynsbegäran.docx
@@ -1786,7 +1786,7 @@
     <w:r>
       <w:tab/>
       <w:tab/>
-      <w:t>2026-10-09</w:t>
+      <w:t>2026-10-10</w:t>
       <w:br/>
       <w:br/>
     </w:r>

--- a/tillsyn/A 52368-2025 tillsynsbegäran.docx
+++ b/tillsyn/A 52368-2025 tillsynsbegäran.docx
@@ -1786,7 +1786,7 @@
     <w:r>
       <w:tab/>
       <w:tab/>
-      <w:t>2026-10-10</w:t>
+      <w:t>2026-10-11</w:t>
       <w:br/>
       <w:br/>
     </w:r>

--- a/tillsyn/A 52368-2025 tillsynsbegäran.docx
+++ b/tillsyn/A 52368-2025 tillsynsbegäran.docx
@@ -1786,7 +1786,7 @@
     <w:r>
       <w:tab/>
       <w:tab/>
-      <w:t>2026-10-11</w:t>
+      <w:t>2026-10-12</w:t>
       <w:br/>
       <w:br/>
     </w:r>

--- a/tillsyn/A 52368-2025 tillsynsbegäran.docx
+++ b/tillsyn/A 52368-2025 tillsynsbegäran.docx
@@ -1786,7 +1786,7 @@
     <w:r>
       <w:tab/>
       <w:tab/>
-      <w:t>2026-10-12</w:t>
+      <w:t>2026-10-13</w:t>
       <w:br/>
       <w:br/>
     </w:r>

--- a/tillsyn/A 52368-2025 tillsynsbegäran.docx
+++ b/tillsyn/A 52368-2025 tillsynsbegäran.docx
@@ -1786,7 +1786,7 @@
     <w:r>
       <w:tab/>
       <w:tab/>
-      <w:t>2026-10-13</w:t>
+      <w:t>2026-10-14</w:t>
       <w:br/>
       <w:br/>
     </w:r>

--- a/tillsyn/A 52368-2025 tillsynsbegäran.docx
+++ b/tillsyn/A 52368-2025 tillsynsbegäran.docx
@@ -1786,7 +1786,7 @@
     <w:r>
       <w:tab/>
       <w:tab/>
-      <w:t>2026-10-14</w:t>
+      <w:t>2026-10-15</w:t>
       <w:br/>
       <w:br/>
     </w:r>

--- a/tillsyn/A 52368-2025 tillsynsbegäran.docx
+++ b/tillsyn/A 52368-2025 tillsynsbegäran.docx
@@ -1786,7 +1786,7 @@
     <w:r>
       <w:tab/>
       <w:tab/>
-      <w:t>2026-10-15</w:t>
+      <w:t>2026-10-16</w:t>
       <w:br/>
       <w:br/>
     </w:r>

--- a/tillsyn/A 52368-2025 tillsynsbegäran.docx
+++ b/tillsyn/A 52368-2025 tillsynsbegäran.docx
@@ -1786,7 +1786,7 @@
     <w:r>
       <w:tab/>
       <w:tab/>
-      <w:t>2026-10-16</w:t>
+      <w:t>2026-10-17</w:t>
       <w:br/>
       <w:br/>
     </w:r>

--- a/tillsyn/A 52368-2025 tillsynsbegäran.docx
+++ b/tillsyn/A 52368-2025 tillsynsbegäran.docx
@@ -1786,7 +1786,7 @@
     <w:r>
       <w:tab/>
       <w:tab/>
-      <w:t>2026-10-17</w:t>
+      <w:t>2026-10-18</w:t>
       <w:br/>
       <w:br/>
     </w:r>

--- a/tillsyn/A 52368-2025 tillsynsbegäran.docx
+++ b/tillsyn/A 52368-2025 tillsynsbegäran.docx
@@ -1786,7 +1786,7 @@
     <w:r>
       <w:tab/>
       <w:tab/>
-      <w:t>2026-10-18</w:t>
+      <w:t>2026-10-19</w:t>
       <w:br/>
       <w:br/>
     </w:r>

--- a/tillsyn/A 52368-2025 tillsynsbegäran.docx
+++ b/tillsyn/A 52368-2025 tillsynsbegäran.docx
@@ -1786,7 +1786,7 @@
     <w:r>
       <w:tab/>
       <w:tab/>
-      <w:t>2026-10-19</w:t>
+      <w:t>2026-10-20</w:t>
       <w:br/>
       <w:br/>
     </w:r>

--- a/tillsyn/A 52368-2025 tillsynsbegäran.docx
+++ b/tillsyn/A 52368-2025 tillsynsbegäran.docx
@@ -1786,7 +1786,7 @@
     <w:r>
       <w:tab/>
       <w:tab/>
-      <w:t>2026-10-20</w:t>
+      <w:t>2026-10-21</w:t>
       <w:br/>
       <w:br/>
     </w:r>

--- a/tillsyn/A 52368-2025 tillsynsbegäran.docx
+++ b/tillsyn/A 52368-2025 tillsynsbegäran.docx
@@ -1786,7 +1786,7 @@
     <w:r>
       <w:tab/>
       <w:tab/>
-      <w:t>2026-10-21</w:t>
+      <w:t>2026-10-22</w:t>
       <w:br/>
       <w:br/>
     </w:r>

--- a/tillsyn/A 52368-2025 tillsynsbegäran.docx
+++ b/tillsyn/A 52368-2025 tillsynsbegäran.docx
@@ -1786,7 +1786,7 @@
     <w:r>
       <w:tab/>
       <w:tab/>
-      <w:t>2026-10-22</w:t>
+      <w:t>2026-10-23</w:t>
       <w:br/>
       <w:br/>
     </w:r>

--- a/tillsyn/A 52368-2025 tillsynsbegäran.docx
+++ b/tillsyn/A 52368-2025 tillsynsbegäran.docx
@@ -1786,7 +1786,7 @@
     <w:r>
       <w:tab/>
       <w:tab/>
-      <w:t>2026-10-23</w:t>
+      <w:t>2026-10-24</w:t>
       <w:br/>
       <w:br/>
     </w:r>

--- a/tillsyn/A 52368-2025 tillsynsbegäran.docx
+++ b/tillsyn/A 52368-2025 tillsynsbegäran.docx
@@ -1786,7 +1786,7 @@
     <w:r>
       <w:tab/>
       <w:tab/>
-      <w:t>2026-10-24</w:t>
+      <w:t>2026-10-25</w:t>
       <w:br/>
       <w:br/>
     </w:r>

--- a/tillsyn/A 52368-2025 tillsynsbegäran.docx
+++ b/tillsyn/A 52368-2025 tillsynsbegäran.docx
@@ -1786,7 +1786,7 @@
     <w:r>
       <w:tab/>
       <w:tab/>
-      <w:t>2026-10-25</w:t>
+      <w:t>2026-10-26</w:t>
       <w:br/>
       <w:br/>
     </w:r>

--- a/tillsyn/A 52368-2025 tillsynsbegäran.docx
+++ b/tillsyn/A 52368-2025 tillsynsbegäran.docx
@@ -1786,7 +1786,7 @@
     <w:r>
       <w:tab/>
       <w:tab/>
-      <w:t>2026-10-26</w:t>
+      <w:t>2026-10-27</w:t>
       <w:br/>
       <w:br/>
     </w:r>

--- a/tillsyn/A 52368-2025 tillsynsbegäran.docx
+++ b/tillsyn/A 52368-2025 tillsynsbegäran.docx
@@ -1786,7 +1786,7 @@
     <w:r>
       <w:tab/>
       <w:tab/>
-      <w:t>2026-10-27</w:t>
+      <w:t>2026-10-28</w:t>
       <w:br/>
       <w:br/>
     </w:r>

--- a/tillsyn/A 52368-2025 tillsynsbegäran.docx
+++ b/tillsyn/A 52368-2025 tillsynsbegäran.docx
@@ -1786,7 +1786,7 @@
     <w:r>
       <w:tab/>
       <w:tab/>
-      <w:t>2026-10-28</w:t>
+      <w:t>2026-10-29</w:t>
       <w:br/>
       <w:br/>
     </w:r>

--- a/tillsyn/A 52368-2025 tillsynsbegäran.docx
+++ b/tillsyn/A 52368-2025 tillsynsbegäran.docx
@@ -1786,7 +1786,7 @@
     <w:r>
       <w:tab/>
       <w:tab/>
-      <w:t>2026-10-29</w:t>
+      <w:t>2026-10-31</w:t>
       <w:br/>
       <w:br/>
     </w:r>
